--- a/lab7/Отчет лаба 7.docx
+++ b/lab7/Отчет лаба 7.docx
@@ -526,31 +526,13 @@
           <w:lang w:eastAsia="en-US"/>
         </w:rPr>
       </w:pPr>
-      <w:proofErr w:type="spellStart"/>
       <w:r>
         <w:rPr>
           <w:szCs w:val="28"/>
           <w:lang w:eastAsia="en-US"/>
         </w:rPr>
-        <w:t>Харрасов</w:t>
-      </w:r>
-      <w:proofErr w:type="spellEnd"/>
-      <w:r>
-        <w:rPr>
-          <w:szCs w:val="28"/>
-          <w:lang w:eastAsia="en-US"/>
-        </w:rPr>
-        <w:t xml:space="preserve"> Камиль </w:t>
-      </w:r>
-      <w:proofErr w:type="spellStart"/>
-      <w:r>
-        <w:rPr>
-          <w:szCs w:val="28"/>
-          <w:lang w:eastAsia="en-US"/>
-        </w:rPr>
-        <w:t>Раисович</w:t>
-      </w:r>
-      <w:proofErr w:type="spellEnd"/>
+        <w:t>Харрасов Камиль Раисович</w:t>
+      </w:r>
     </w:p>
     <w:p>
       <w:pPr>
@@ -718,7 +700,7 @@
             </w:rPr>
             <w:fldChar w:fldCharType="separate"/>
           </w:r>
-          <w:hyperlink w:anchor="_Toc215431212" w:history="1">
+          <w:hyperlink w:anchor="_Toc216540910" w:history="1">
             <w:r>
               <w:rPr>
                 <w:rStyle w:val="af3"/>
@@ -745,7 +727,7 @@
                 <w:noProof/>
                 <w:webHidden/>
               </w:rPr>
-              <w:instrText xml:space="preserve"> PAGEREF _Toc215431212 \h </w:instrText>
+              <w:instrText xml:space="preserve"> PAGEREF _Toc216540910 \h </w:instrText>
             </w:r>
             <w:r>
               <w:rPr>
@@ -790,7 +772,7 @@
               <w:lang w:val="en-US" w:eastAsia="ja-JP"/>
             </w:rPr>
           </w:pPr>
-          <w:hyperlink w:anchor="_Toc215431213" w:history="1">
+          <w:hyperlink w:anchor="_Toc216540911" w:history="1">
             <w:r>
               <w:rPr>
                 <w:rStyle w:val="af3"/>
@@ -817,7 +799,7 @@
                 <w:noProof/>
                 <w:webHidden/>
               </w:rPr>
-              <w:instrText xml:space="preserve"> PAGEREF _Toc215431213 \h </w:instrText>
+              <w:instrText xml:space="preserve"> PAGEREF _Toc216540911 \h </w:instrText>
             </w:r>
             <w:r>
               <w:rPr>
@@ -837,7 +819,7 @@
                 <w:noProof/>
                 <w:webHidden/>
               </w:rPr>
-              <w:t>2</w:t>
+              <w:t>3</w:t>
             </w:r>
             <w:r>
               <w:rPr>
@@ -862,7 +844,7 @@
               <w:lang w:val="en-US" w:eastAsia="ja-JP"/>
             </w:rPr>
           </w:pPr>
-          <w:hyperlink w:anchor="_Toc215431214" w:history="1">
+          <w:hyperlink w:anchor="_Toc216540912" w:history="1">
             <w:r>
               <w:rPr>
                 <w:rStyle w:val="af3"/>
@@ -890,7 +872,7 @@
                 <w:noProof/>
                 <w:webHidden/>
               </w:rPr>
-              <w:instrText xml:space="preserve"> PAGEREF _Toc215431214 \h </w:instrText>
+              <w:instrText xml:space="preserve"> PAGEREF _Toc216540912 \h </w:instrText>
             </w:r>
             <w:r>
               <w:rPr>
@@ -910,7 +892,7 @@
                 <w:noProof/>
                 <w:webHidden/>
               </w:rPr>
-              <w:t>7</w:t>
+              <w:t>10</w:t>
             </w:r>
             <w:r>
               <w:rPr>
@@ -1284,7 +1266,7 @@
           <w:szCs w:val="28"/>
         </w:rPr>
       </w:pPr>
-      <w:bookmarkStart w:id="59" w:name="_Toc215431212"/>
+      <w:bookmarkStart w:id="59" w:name="_Toc216540910"/>
       <w:r>
         <w:rPr>
           <w:szCs w:val="28"/>
@@ -1309,10 +1291,7 @@
         <w:t>м</w:t>
       </w:r>
       <w:r>
-        <w:t>ногопоточность</w:t>
-      </w:r>
-      <w:r>
-        <w:t xml:space="preserve"> </w:t>
+        <w:t xml:space="preserve">ногопоточность </w:t>
       </w:r>
       <w:r>
         <w:t xml:space="preserve">в языке </w:t>
@@ -1340,12 +1319,13 @@
         </w:rPr>
       </w:pPr>
       <w:bookmarkStart w:id="61" w:name="_Toc151964025"/>
-      <w:bookmarkStart w:id="62" w:name="_Toc215431213"/>
+      <w:bookmarkStart w:id="62" w:name="_Toc216540911"/>
       <w:bookmarkEnd w:id="60"/>
       <w:r>
         <w:rPr>
           <w:szCs w:val="28"/>
         </w:rPr>
+        <w:lastRenderedPageBreak/>
         <w:t>Ход работы</w:t>
       </w:r>
       <w:bookmarkEnd w:id="61"/>
@@ -1353,6 +1333,7 @@
     </w:p>
     <w:p>
       <w:r>
+        <w:lastRenderedPageBreak/>
         <w:t>Начнем с выполнения первого задания:</w:t>
       </w:r>
       <w:r>
@@ -1362,11 +1343,12 @@
         <w:rPr>
           <w:noProof/>
         </w:rPr>
+        <w:lastRenderedPageBreak/>
         <w:drawing>
-          <wp:inline distT="0" distB="0" distL="0" distR="0" wp14:anchorId="5E18693F" wp14:editId="25D89C47">
-            <wp:extent cx="5936615" cy="6289040"/>
-            <wp:effectExtent l="0" t="0" r="6985" b="0"/>
-            <wp:docPr id="3" name="Рисунок 3"/>
+          <wp:inline distT="0" distB="0" distL="0" distR="0" wp14:anchorId="398B2586" wp14:editId="1D8F07B4">
+            <wp:extent cx="5337175" cy="9253220"/>
+            <wp:effectExtent l="0" t="0" r="0" b="5080"/>
+            <wp:docPr id="1" name="Рисунок 1"/>
             <wp:cNvGraphicFramePr>
               <a:graphicFrameLocks xmlns:a="http://schemas.openxmlformats.org/drawingml/2006/main" noChangeAspect="1"/>
             </wp:cNvGraphicFramePr>
@@ -1395,7 +1377,7 @@
                   <pic:spPr bwMode="auto">
                     <a:xfrm>
                       <a:off x="0" y="0"/>
-                      <a:ext cx="5936615" cy="6289040"/>
+                      <a:ext cx="5337175" cy="9253220"/>
                     </a:xfrm>
                     <a:prstGeom prst="rect">
                       <a:avLst/>
@@ -1420,9 +1402,12 @@
         </w:rPr>
       </w:pPr>
       <w:r>
-        <w:t xml:space="preserve">В начале я создаю переменную файла и подгружаю ее в сканнер. Далее идет создания словаря с типами ключ-значение равными </w:t>
-      </w:r>
-      <w:proofErr w:type="spellStart"/>
+        <w:lastRenderedPageBreak/>
+        <w:t>В начале я создаю</w:t>
+      </w:r>
+      <w:r>
+        <w:t xml:space="preserve"> класс </w:t>
+      </w:r>
       <w:r>
         <w:rPr>
           <w:rFonts w:eastAsiaTheme="minorEastAsia" w:hint="eastAsia"/>
@@ -1435,203 +1420,106 @@
           <w:rFonts w:eastAsiaTheme="minorEastAsia"/>
           <w:lang w:eastAsia="ja-JP"/>
         </w:rPr>
-        <w:t>tring-Integer</w:t>
-      </w:r>
-      <w:proofErr w:type="spellEnd"/>
-      <w:r>
-        <w:t xml:space="preserve">, соответственно для слова и его повторений в тексте. За основу для </w:t>
-      </w:r>
-      <w:r>
-        <w:lastRenderedPageBreak/>
-        <w:t xml:space="preserve">реализации я взял именно </w:t>
-      </w:r>
-      <w:proofErr w:type="spellStart"/>
+        <w:t>umTas</w:t>
+      </w:r>
+      <w:r>
+        <w:rPr>
+          <w:rFonts w:eastAsiaTheme="minorEastAsia"/>
+          <w:lang w:val="en-US" w:eastAsia="ja-JP"/>
+        </w:rPr>
+        <w:t>k</w:t>
+      </w:r>
+      <w:r>
+        <w:rPr>
+          <w:rFonts w:eastAsiaTheme="minorEastAsia"/>
+          <w:lang w:eastAsia="ja-JP"/>
+        </w:rPr>
+        <w:t xml:space="preserve">, который будет имплементировать </w:t>
+      </w:r>
       <w:r>
         <w:rPr>
           <w:rFonts w:eastAsiaTheme="minorEastAsia" w:hint="eastAsia"/>
           <w:lang w:eastAsia="ja-JP"/>
         </w:rPr>
-        <w:t>H</w:t>
-      </w:r>
-      <w:r>
-        <w:rPr>
-          <w:rFonts w:eastAsiaTheme="minorEastAsia"/>
-          <w:lang w:eastAsia="ja-JP"/>
-        </w:rPr>
-        <w:t>ashMap</w:t>
-      </w:r>
-      <w:proofErr w:type="spellEnd"/>
-      <w:r>
-        <w:rPr>
-          <w:rFonts w:eastAsiaTheme="minorEastAsia"/>
-          <w:lang w:eastAsia="ja-JP"/>
-        </w:rPr>
-        <w:t xml:space="preserve">, так как сортировку надо будет проводить по количеству повторений в тексте, а не по алфавитному порядку, поэтому на моменте со словарём порядок слов мне не важен. </w:t>
-      </w:r>
-    </w:p>
-    <w:p>
-      <w:pPr>
-        <w:rPr>
-          <w:rFonts w:eastAsiaTheme="minorEastAsia"/>
-          <w:lang w:eastAsia="ja-JP"/>
-        </w:rPr>
-      </w:pPr>
-      <w:r>
-        <w:rPr>
-          <w:rFonts w:eastAsiaTheme="minorEastAsia"/>
-          <w:lang w:eastAsia="ja-JP"/>
-        </w:rPr>
-        <w:t xml:space="preserve">Дальше идет обработка каждого слова с предварительной </w:t>
-      </w:r>
-      <w:proofErr w:type="spellStart"/>
-      <w:r>
-        <w:rPr>
-          <w:rFonts w:eastAsiaTheme="minorEastAsia"/>
-          <w:lang w:eastAsia="ja-JP"/>
-        </w:rPr>
-        <w:t>подготки</w:t>
-      </w:r>
-      <w:proofErr w:type="spellEnd"/>
-      <w:r>
-        <w:rPr>
-          <w:rFonts w:eastAsiaTheme="minorEastAsia"/>
-          <w:lang w:eastAsia="ja-JP"/>
-        </w:rPr>
-        <w:t xml:space="preserve"> их к одному типу – строчные буквы и удаление любых символов, кроме латинских букв и арабских цифр.</w:t>
-      </w:r>
-      <w:r>
-        <w:rPr>
-          <w:rFonts w:eastAsiaTheme="minorEastAsia"/>
-          <w:lang w:eastAsia="ja-JP"/>
-        </w:rPr>
-        <w:t xml:space="preserve"> Если слово не является пустой строкой, то в словарь по ключу, являющимся этим словом, помещается либо значение счетчика для этого слова, либо 0, если это слово попадается впервые, после чего к полученному значению прибавляется единица.</w:t>
-      </w:r>
-      <w:r>
-        <w:rPr>
-          <w:rFonts w:eastAsiaTheme="minorEastAsia"/>
-          <w:lang w:eastAsia="ja-JP"/>
-        </w:rPr>
-        <w:t xml:space="preserve"> </w:t>
-      </w:r>
-      <w:r>
-        <w:rPr>
-          <w:rFonts w:eastAsiaTheme="minorEastAsia"/>
-          <w:lang w:eastAsia="ja-JP"/>
-        </w:rPr>
-        <w:br/>
-        <w:t xml:space="preserve">Затем идёт подготовка к сортировке слов по их популярности, для этого я создаю список из элементов </w:t>
-      </w:r>
-      <w:proofErr w:type="spellStart"/>
+        <w:t>R</w:t>
+      </w:r>
+      <w:r>
+        <w:rPr>
+          <w:rFonts w:eastAsiaTheme="minorEastAsia"/>
+          <w:lang w:eastAsia="ja-JP"/>
+        </w:rPr>
+        <w:t xml:space="preserve">unnable. В этом классе я инициализирую нужные для выполнения задания поля. После чего создаю конструктор и перезаписываю метод </w:t>
+      </w:r>
       <w:r>
         <w:rPr>
           <w:rFonts w:eastAsiaTheme="minorEastAsia" w:hint="eastAsia"/>
           <w:lang w:eastAsia="ja-JP"/>
         </w:rPr>
-        <w:t>e</w:t>
-      </w:r>
-      <w:r>
-        <w:rPr>
-          <w:rFonts w:eastAsiaTheme="minorEastAsia"/>
-          <w:lang w:eastAsia="ja-JP"/>
-        </w:rPr>
-        <w:t>ntrySet</w:t>
-      </w:r>
-      <w:proofErr w:type="spellEnd"/>
-      <w:r>
-        <w:rPr>
-          <w:rFonts w:eastAsiaTheme="minorEastAsia"/>
-          <w:lang w:eastAsia="ja-JP"/>
-        </w:rPr>
-        <w:t xml:space="preserve"> (ключ, значение)</w:t>
-      </w:r>
-      <w:r>
-        <w:rPr>
-          <w:rFonts w:eastAsiaTheme="minorEastAsia"/>
-          <w:lang w:eastAsia="ja-JP"/>
-        </w:rPr>
-        <w:t xml:space="preserve">. А так как мне нужно его отсортировать – я использую </w:t>
-      </w:r>
-      <w:proofErr w:type="spellStart"/>
+        <w:t>r</w:t>
+      </w:r>
+      <w:r>
+        <w:rPr>
+          <w:rFonts w:eastAsiaTheme="minorEastAsia"/>
+          <w:lang w:eastAsia="ja-JP"/>
+        </w:rPr>
+        <w:t xml:space="preserve">un(), подстраивая его функционал под конкретрную задачу подсчета элементов массива. </w:t>
+      </w:r>
+    </w:p>
+    <w:p>
+      <w:pPr>
+        <w:rPr>
+          <w:rFonts w:eastAsiaTheme="minorEastAsia"/>
+          <w:lang w:eastAsia="ja-JP"/>
+        </w:rPr>
+      </w:pPr>
+      <w:r>
+        <w:rPr>
+          <w:rFonts w:eastAsiaTheme="minorEastAsia"/>
+          <w:lang w:eastAsia="ja-JP"/>
+        </w:rPr>
+        <w:t xml:space="preserve">Далее в методе </w:t>
+      </w:r>
       <w:r>
         <w:rPr>
           <w:rFonts w:eastAsiaTheme="minorEastAsia" w:hint="eastAsia"/>
           <w:lang w:eastAsia="ja-JP"/>
         </w:rPr>
-        <w:t>A</w:t>
-      </w:r>
-      <w:r>
-        <w:rPr>
-          <w:rFonts w:eastAsiaTheme="minorEastAsia"/>
-          <w:lang w:eastAsia="ja-JP"/>
-        </w:rPr>
-        <w:t>rrayList</w:t>
-      </w:r>
-      <w:proofErr w:type="spellEnd"/>
-      <w:r>
-        <w:rPr>
-          <w:rFonts w:eastAsiaTheme="minorEastAsia"/>
-          <w:lang w:eastAsia="ja-JP"/>
-        </w:rPr>
-        <w:t>, поддерживающий сортировку.</w:t>
-      </w:r>
-    </w:p>
-    <w:p>
-      <w:pPr>
-        <w:rPr>
-          <w:rFonts w:eastAsiaTheme="minorEastAsia"/>
-          <w:lang w:eastAsia="ja-JP"/>
-        </w:rPr>
-      </w:pPr>
-      <w:r>
-        <w:rPr>
-          <w:rFonts w:eastAsiaTheme="minorEastAsia"/>
-          <w:lang w:eastAsia="ja-JP"/>
-        </w:rPr>
-        <w:t>Для самой сортировки я использую лямбда-функцию, в которой вычитаю из второго значение первое, таким образом список сортируется по убыванию.</w:t>
-      </w:r>
-      <w:r>
-        <w:rPr>
-          <w:rFonts w:eastAsiaTheme="minorEastAsia"/>
-          <w:lang w:eastAsia="ja-JP"/>
-        </w:rPr>
-        <w:t xml:space="preserve"> Затем создаю переменную </w:t>
-      </w:r>
-      <w:proofErr w:type="spellStart"/>
-      <w:r>
-        <w:rPr>
-          <w:rFonts w:eastAsiaTheme="minorEastAsia" w:hint="eastAsia"/>
-          <w:lang w:eastAsia="ja-JP"/>
-        </w:rPr>
-        <w:t>l</w:t>
-      </w:r>
-      <w:r>
-        <w:rPr>
-          <w:rFonts w:eastAsiaTheme="minorEastAsia"/>
-          <w:lang w:eastAsia="ja-JP"/>
-        </w:rPr>
-        <w:t>imit</w:t>
-      </w:r>
-      <w:proofErr w:type="spellEnd"/>
-      <w:r>
-        <w:rPr>
-          <w:rFonts w:eastAsiaTheme="minorEastAsia"/>
-          <w:lang w:eastAsia="ja-JP"/>
-        </w:rPr>
-        <w:t xml:space="preserve"> на случай, если в файле не наберется 10 слов, после чего запускаю цикл, который выводит каждую запись в новой</w:t>
-      </w:r>
-      <w:r>
-        <w:rPr>
-          <w:rFonts w:eastAsiaTheme="minorEastAsia"/>
-          <w:lang w:eastAsia="ja-JP"/>
-        </w:rPr>
-        <w:t xml:space="preserve"> </w:t>
-      </w:r>
-      <w:r>
-        <w:rPr>
-          <w:rFonts w:eastAsiaTheme="minorEastAsia"/>
-          <w:lang w:eastAsia="ja-JP"/>
-        </w:rPr>
-        <w:t>строке.</w:t>
+        <w:t>m</w:t>
+      </w:r>
+      <w:r>
+        <w:rPr>
+          <w:rFonts w:eastAsiaTheme="minorEastAsia"/>
+          <w:lang w:eastAsia="ja-JP"/>
+        </w:rPr>
+        <w:t xml:space="preserve">ain я создаю сам массив и заполняю его числами от 1 до 100. Потом получаю индекс середины массива и затем создаю 2 потока – один проходится по первым 50 числам, второй – по последним. Перед запуском подсчета итоговой суммы я пишу </w:t>
+      </w:r>
+      <w:r>
+        <w:rPr>
+          <w:rFonts w:eastAsiaTheme="minorEastAsia"/>
+          <w:lang w:eastAsia="ja-JP"/>
+        </w:rPr>
+        <w:t>t1.join();</w:t>
+      </w:r>
+      <w:r>
+        <w:rPr>
+          <w:rFonts w:eastAsiaTheme="minorEastAsia"/>
+          <w:lang w:eastAsia="ja-JP"/>
+        </w:rPr>
+        <w:t xml:space="preserve"> и </w:t>
+      </w:r>
+      <w:r>
+        <w:rPr>
+          <w:rFonts w:eastAsiaTheme="minorEastAsia"/>
+          <w:lang w:eastAsia="ja-JP"/>
+        </w:rPr>
+        <w:t>t2.join();</w:t>
+      </w:r>
+      <w:r>
+        <w:rPr>
+          <w:rFonts w:eastAsiaTheme="minorEastAsia"/>
+          <w:lang w:eastAsia="ja-JP"/>
+        </w:rPr>
+        <w:t xml:space="preserve"> чтобы гарантированно получить результаты с дополнительных потоков.</w:t>
       </w:r>
     </w:p>
     <w:p>
@@ -1654,10 +1542,10 @@
           <w:noProof/>
         </w:rPr>
         <w:drawing>
-          <wp:inline distT="0" distB="0" distL="0" distR="0" wp14:anchorId="7CA74CC9" wp14:editId="259BEE3C">
-            <wp:extent cx="5041311" cy="8872220"/>
-            <wp:effectExtent l="0" t="0" r="6985" b="5080"/>
-            <wp:docPr id="4" name="Рисунок 4"/>
+          <wp:inline distT="0" distB="0" distL="0" distR="0" wp14:anchorId="5A9CFCCC" wp14:editId="7758EDB3">
+            <wp:extent cx="4570036" cy="8420100"/>
+            <wp:effectExtent l="0" t="0" r="2540" b="0"/>
+            <wp:docPr id="2" name="Рисунок 2"/>
             <wp:cNvGraphicFramePr>
               <a:graphicFrameLocks xmlns:a="http://schemas.openxmlformats.org/drawingml/2006/main" noChangeAspect="1"/>
             </wp:cNvGraphicFramePr>
@@ -1686,7 +1574,7 @@
                   <pic:spPr bwMode="auto">
                     <a:xfrm>
                       <a:off x="0" y="0"/>
-                      <a:ext cx="5041683" cy="8872875"/>
+                      <a:ext cx="4572810" cy="8425212"/>
                     </a:xfrm>
                     <a:prstGeom prst="rect">
                       <a:avLst/>
@@ -1710,278 +1598,63 @@
           <w:lang w:eastAsia="ja-JP"/>
         </w:rPr>
       </w:pPr>
-      <w:r>
+    </w:p>
+    <w:p>
+      <w:pPr>
+        <w:rPr>
+          <w:rFonts w:eastAsiaTheme="minorEastAsia"/>
+          <w:lang w:eastAsia="ja-JP"/>
+        </w:rPr>
+      </w:pPr>
+      <w:r>
+        <w:rPr>
+          <w:rFonts w:eastAsiaTheme="minorEastAsia"/>
+          <w:lang w:eastAsia="ja-JP"/>
+        </w:rPr>
         <w:lastRenderedPageBreak/>
-        <w:t xml:space="preserve">Здесь при создании класса стека используется параметр типа </w:t>
-      </w:r>
-      <w:r>
-        <w:rPr>
-          <w:rStyle w:val="HTML3"/>
-          <w:rFonts w:ascii="Times New Roman" w:hAnsi="Times New Roman" w:cs="Times New Roman"/>
-          <w:sz w:val="28"/>
-          <w:szCs w:val="28"/>
-        </w:rPr>
-        <w:t>Т</w:t>
-      </w:r>
-      <w:r>
-        <w:t xml:space="preserve">, который задаёт тип элементов, хранящихся в стеке. После чего инициализирую поля класса, первое – </w:t>
-      </w:r>
-      <w:proofErr w:type="spellStart"/>
+        <w:t xml:space="preserve">Здесь начало схожее – создание необходимых полей. В перезаписанном </w:t>
+      </w:r>
       <w:r>
         <w:rPr>
           <w:rFonts w:eastAsiaTheme="minorEastAsia" w:hint="eastAsia"/>
           <w:lang w:eastAsia="ja-JP"/>
         </w:rPr>
-        <w:t>d</w:t>
-      </w:r>
-      <w:r>
-        <w:rPr>
-          <w:rFonts w:eastAsiaTheme="minorEastAsia"/>
-          <w:lang w:eastAsia="ja-JP"/>
-        </w:rPr>
-        <w:t>ata</w:t>
-      </w:r>
-      <w:proofErr w:type="spellEnd"/>
-      <w:r>
-        <w:rPr>
-          <w:rFonts w:eastAsiaTheme="minorEastAsia"/>
-          <w:lang w:eastAsia="ja-JP"/>
-        </w:rPr>
-        <w:t>, который является массивом элементов типа Т, второе – текущая длина массива.</w:t>
-      </w:r>
-    </w:p>
-    <w:p>
-      <w:pPr>
-        <w:rPr>
-          <w:rFonts w:eastAsiaTheme="minorEastAsia"/>
-          <w:lang w:eastAsia="ja-JP"/>
-        </w:rPr>
-      </w:pPr>
-      <w:r>
-        <w:rPr>
-          <w:rFonts w:eastAsiaTheme="minorEastAsia"/>
-          <w:lang w:eastAsia="ja-JP"/>
-        </w:rPr>
-        <w:t xml:space="preserve">Дальше идет конструктор, перед которым стоит декоратор </w:t>
+        <w:t>r</w:t>
+      </w:r>
+      <w:r>
+        <w:rPr>
+          <w:rFonts w:eastAsiaTheme="minorEastAsia"/>
+          <w:lang w:eastAsia="ja-JP"/>
+        </w:rPr>
+        <w:t>un() находится алгоритм поиска максимального элемента в матрице. Этот результат сохраняется с массив результатов с каждого потока, чтобы затем сравнить уже их и вывести глобальный максимум.</w:t>
+      </w:r>
+      <w:r>
+        <w:rPr>
+          <w:rFonts w:eastAsiaTheme="minorEastAsia"/>
+          <w:lang w:eastAsia="ja-JP"/>
+        </w:rPr>
+        <w:t xml:space="preserve"> </w:t>
+      </w:r>
+    </w:p>
+    <w:p>
+      <w:pPr>
+        <w:rPr>
+          <w:rFonts w:eastAsiaTheme="minorEastAsia"/>
+          <w:lang w:eastAsia="ja-JP"/>
+        </w:rPr>
+      </w:pPr>
+      <w:r>
+        <w:rPr>
+          <w:rFonts w:eastAsiaTheme="minorEastAsia"/>
+          <w:lang w:eastAsia="ja-JP"/>
+        </w:rPr>
+        <w:t xml:space="preserve">В </w:t>
       </w:r>
       <w:r>
         <w:rPr>
           <w:rFonts w:eastAsiaTheme="minorEastAsia" w:hint="eastAsia"/>
           <w:lang w:eastAsia="ja-JP"/>
         </w:rPr>
-        <w:t>@</w:t>
-      </w:r>
-      <w:r>
-        <w:rPr>
-          <w:rFonts w:eastAsiaTheme="minorEastAsia"/>
-          <w:lang w:eastAsia="ja-JP"/>
-        </w:rPr>
-        <w:t xml:space="preserve">SupressWarnings(«unchecked»), так как без него компилятор ругается при попытке кастинга массива </w:t>
-      </w:r>
-      <w:proofErr w:type="gramStart"/>
-      <w:r>
-        <w:rPr>
-          <w:rFonts w:eastAsiaTheme="minorEastAsia" w:hint="eastAsia"/>
-          <w:lang w:eastAsia="ja-JP"/>
-        </w:rPr>
-        <w:t>O</w:t>
-      </w:r>
-      <w:r>
-        <w:rPr>
-          <w:rFonts w:eastAsiaTheme="minorEastAsia"/>
-          <w:lang w:eastAsia="ja-JP"/>
-        </w:rPr>
-        <w:t>bject[</w:t>
-      </w:r>
-      <w:proofErr w:type="gramEnd"/>
-      <w:r>
-        <w:rPr>
-          <w:rFonts w:eastAsiaTheme="minorEastAsia"/>
-          <w:lang w:eastAsia="ja-JP"/>
-        </w:rPr>
-        <w:t xml:space="preserve">] к массиву </w:t>
-      </w:r>
-      <w:r>
-        <w:rPr>
-          <w:rFonts w:eastAsiaTheme="minorEastAsia" w:hint="eastAsia"/>
-          <w:lang w:eastAsia="ja-JP"/>
-        </w:rPr>
-        <w:t>T</w:t>
-      </w:r>
-      <w:r>
-        <w:rPr>
-          <w:rFonts w:eastAsiaTheme="minorEastAsia"/>
-          <w:lang w:eastAsia="ja-JP"/>
-        </w:rPr>
-        <w:t>[], кстати сам кастинг необходим из-за невозможности напрямую создавать массивы из дженерик типов.</w:t>
-      </w:r>
-    </w:p>
-    <w:p>
-      <w:pPr>
-        <w:rPr>
-          <w:rFonts w:eastAsiaTheme="minorEastAsia"/>
-          <w:lang w:eastAsia="ja-JP"/>
-        </w:rPr>
-      </w:pPr>
-      <w:r>
-        <w:rPr>
-          <w:rFonts w:eastAsiaTheme="minorEastAsia"/>
-          <w:lang w:eastAsia="ja-JP"/>
-        </w:rPr>
-        <w:t xml:space="preserve">После конструктора идёт определение основных методов. Первый метод для добавления элемента в стек. Если в стеке уже максимальное количество элементов – выбрасывается ошибка, если нет – элементу с индексом текущей длины </w:t>
-      </w:r>
-      <w:proofErr w:type="spellStart"/>
-      <w:r>
-        <w:rPr>
-          <w:rFonts w:eastAsiaTheme="minorEastAsia"/>
-          <w:lang w:eastAsia="ja-JP"/>
-        </w:rPr>
-        <w:t>присваевается</w:t>
-      </w:r>
-      <w:proofErr w:type="spellEnd"/>
-      <w:r>
-        <w:rPr>
-          <w:rFonts w:eastAsiaTheme="minorEastAsia"/>
-          <w:lang w:eastAsia="ja-JP"/>
-        </w:rPr>
-        <w:t xml:space="preserve"> значение переданного элемента, а сама длина увеличивается на 1.</w:t>
-      </w:r>
-    </w:p>
-    <w:p>
-      <w:pPr>
-        <w:rPr>
-          <w:rFonts w:eastAsiaTheme="minorEastAsia"/>
-          <w:lang w:eastAsia="ja-JP"/>
-        </w:rPr>
-      </w:pPr>
-      <w:r>
-        <w:rPr>
-          <w:rFonts w:eastAsiaTheme="minorEastAsia"/>
-          <w:lang w:eastAsia="ja-JP"/>
-        </w:rPr>
-        <w:t xml:space="preserve">Для метода </w:t>
-      </w:r>
-      <w:proofErr w:type="spellStart"/>
-      <w:r>
-        <w:rPr>
-          <w:rFonts w:eastAsiaTheme="minorEastAsia" w:hint="eastAsia"/>
-          <w:lang w:eastAsia="ja-JP"/>
-        </w:rPr>
-        <w:t>p</w:t>
-      </w:r>
-      <w:r>
-        <w:rPr>
-          <w:rFonts w:eastAsiaTheme="minorEastAsia"/>
-          <w:lang w:eastAsia="ja-JP"/>
-        </w:rPr>
-        <w:t>op</w:t>
-      </w:r>
-      <w:proofErr w:type="spellEnd"/>
-      <w:r>
-        <w:rPr>
-          <w:rFonts w:eastAsiaTheme="minorEastAsia"/>
-          <w:lang w:eastAsia="ja-JP"/>
-        </w:rPr>
-        <w:t xml:space="preserve"> реализована схожая проверка, только уже на пустоту стека. Если проверка пройдена, то от размера отнимается единица, элементу по индексу уменьшенного размера (по факту просто последний элемент стека) </w:t>
-      </w:r>
-      <w:proofErr w:type="spellStart"/>
-      <w:r>
-        <w:rPr>
-          <w:rFonts w:eastAsiaTheme="minorEastAsia"/>
-          <w:lang w:eastAsia="ja-JP"/>
-        </w:rPr>
-        <w:t>присваевается</w:t>
-      </w:r>
-      <w:proofErr w:type="spellEnd"/>
-      <w:r>
-        <w:rPr>
-          <w:rFonts w:eastAsiaTheme="minorEastAsia"/>
-          <w:lang w:eastAsia="ja-JP"/>
-        </w:rPr>
-        <w:t xml:space="preserve"> значение </w:t>
-      </w:r>
-      <w:proofErr w:type="spellStart"/>
-      <w:r>
-        <w:rPr>
-          <w:rFonts w:eastAsiaTheme="minorEastAsia" w:hint="eastAsia"/>
-          <w:lang w:eastAsia="ja-JP"/>
-        </w:rPr>
-        <w:t>n</w:t>
-      </w:r>
-      <w:r>
-        <w:rPr>
-          <w:rFonts w:eastAsiaTheme="minorEastAsia"/>
-          <w:lang w:eastAsia="ja-JP"/>
-        </w:rPr>
-        <w:t>ull</w:t>
-      </w:r>
-      <w:proofErr w:type="spellEnd"/>
-      <w:r>
-        <w:rPr>
-          <w:rFonts w:eastAsiaTheme="minorEastAsia"/>
-          <w:lang w:eastAsia="ja-JP"/>
-        </w:rPr>
-        <w:t xml:space="preserve"> (аналог удаления), и в конце возвращается значение удаленного элемента.</w:t>
-      </w:r>
-    </w:p>
-    <w:p>
-      <w:pPr>
-        <w:rPr>
-          <w:rFonts w:eastAsiaTheme="minorEastAsia"/>
-          <w:lang w:eastAsia="ja-JP"/>
-        </w:rPr>
-      </w:pPr>
-      <w:r>
-        <w:rPr>
-          <w:rFonts w:eastAsiaTheme="minorEastAsia"/>
-          <w:lang w:eastAsia="ja-JP"/>
-        </w:rPr>
-        <w:t xml:space="preserve">И последний метод </w:t>
-      </w:r>
-      <w:proofErr w:type="spellStart"/>
-      <w:r>
-        <w:rPr>
-          <w:rFonts w:eastAsiaTheme="minorEastAsia" w:hint="eastAsia"/>
-          <w:lang w:eastAsia="ja-JP"/>
-        </w:rPr>
-        <w:t>p</w:t>
-      </w:r>
-      <w:r>
-        <w:rPr>
-          <w:rFonts w:eastAsiaTheme="minorEastAsia"/>
-          <w:lang w:eastAsia="ja-JP"/>
-        </w:rPr>
-        <w:t>eek</w:t>
-      </w:r>
-      <w:proofErr w:type="spellEnd"/>
-      <w:r>
-        <w:rPr>
-          <w:rFonts w:eastAsiaTheme="minorEastAsia"/>
-          <w:lang w:eastAsia="ja-JP"/>
-        </w:rPr>
-        <w:t xml:space="preserve"> для просмотра последнего элемента без его удаления. Такая же проверка, как и в предыдущем методе, единственное отличие – после этой проверке идёт одна строка с возвращением элемента с индексом длина – 1 (последний элемент)</w:t>
-      </w:r>
-    </w:p>
-    <w:p>
-      <w:pPr>
-        <w:rPr>
-          <w:rFonts w:eastAsiaTheme="minorEastAsia"/>
-          <w:lang w:eastAsia="ja-JP"/>
-        </w:rPr>
-      </w:pPr>
-      <w:r>
-        <w:rPr>
-          <w:rFonts w:eastAsiaTheme="minorEastAsia"/>
-          <w:lang w:eastAsia="ja-JP"/>
-        </w:rPr>
-        <w:t xml:space="preserve">Ну и метод </w:t>
-      </w:r>
-      <w:proofErr w:type="spellStart"/>
-      <w:r>
-        <w:rPr>
-          <w:rFonts w:eastAsiaTheme="minorEastAsia" w:hint="eastAsia"/>
-          <w:lang w:eastAsia="ja-JP"/>
-        </w:rPr>
         <w:t>m</w:t>
       </w:r>
       <w:r>
@@ -1989,124 +1662,121 @@
           <w:rFonts w:eastAsiaTheme="minorEastAsia"/>
           <w:lang w:eastAsia="ja-JP"/>
         </w:rPr>
-        <w:t>ain</w:t>
-      </w:r>
-      <w:proofErr w:type="spellEnd"/>
-      <w:r>
-        <w:rPr>
-          <w:rFonts w:eastAsiaTheme="minorEastAsia"/>
-          <w:lang w:eastAsia="ja-JP"/>
-        </w:rPr>
-        <w:t xml:space="preserve"> содержит в себе тестовые данные из методических материалов к данной лабораторной работе.</w:t>
-      </w:r>
-      <w:r>
-        <w:rPr>
-          <w:rFonts w:eastAsiaTheme="minorEastAsia"/>
-          <w:lang w:eastAsia="ja-JP"/>
-        </w:rPr>
-        <w:t xml:space="preserve"> Вывод ожидаемый:</w:t>
-      </w:r>
-    </w:p>
-    <w:p>
-      <w:pPr>
-        <w:rPr>
-          <w:rFonts w:eastAsiaTheme="minorEastAsia"/>
-          <w:lang w:eastAsia="ja-JP"/>
-        </w:rPr>
-      </w:pPr>
-      <w:r>
-        <w:rPr>
-          <w:rFonts w:eastAsiaTheme="minorEastAsia"/>
-          <w:lang w:eastAsia="ja-JP"/>
-        </w:rPr>
-        <w:t>3</w:t>
-      </w:r>
-    </w:p>
-    <w:p>
-      <w:pPr>
-        <w:rPr>
-          <w:rFonts w:eastAsiaTheme="minorEastAsia"/>
-          <w:lang w:eastAsia="ja-JP"/>
-        </w:rPr>
-      </w:pPr>
-      <w:r>
-        <w:rPr>
-          <w:rFonts w:eastAsiaTheme="minorEastAsia"/>
-          <w:lang w:eastAsia="ja-JP"/>
-        </w:rPr>
-        <w:t>2</w:t>
-      </w:r>
-    </w:p>
-    <w:p>
-      <w:pPr>
-        <w:rPr>
-          <w:rFonts w:eastAsiaTheme="minorEastAsia"/>
-          <w:lang w:eastAsia="ja-JP"/>
-        </w:rPr>
-      </w:pPr>
-      <w:r>
-        <w:rPr>
-          <w:rFonts w:eastAsiaTheme="minorEastAsia"/>
-          <w:lang w:eastAsia="ja-JP"/>
-        </w:rPr>
-        <w:t>4</w:t>
-      </w:r>
-    </w:p>
-    <w:p>
-      <w:pPr>
-        <w:rPr>
-          <w:rFonts w:eastAsiaTheme="minorEastAsia"/>
-          <w:lang w:eastAsia="ja-JP"/>
-        </w:rPr>
-      </w:pPr>
-      <w:r>
-        <w:rPr>
-          <w:rFonts w:eastAsiaTheme="minorEastAsia"/>
-          <w:lang w:eastAsia="ja-JP"/>
+        <w:t>ain идет создание матрицы 8х6 со значениями от 0 до 47. Потом объявление количества потоков и рядов, обрабатываемых в одном потоке.</w:t>
+      </w:r>
+    </w:p>
+    <w:p>
+      <w:pPr>
+        <w:rPr>
+          <w:rFonts w:eastAsiaTheme="minorEastAsia"/>
+          <w:lang w:eastAsia="ja-JP"/>
+        </w:rPr>
+      </w:pPr>
+      <w:r>
+        <w:rPr>
+          <w:rFonts w:eastAsiaTheme="minorEastAsia"/>
+          <w:lang w:eastAsia="ja-JP"/>
+        </w:rPr>
+        <w:t>Далее идет создание пула потоков и списка результатов для каждого из них. Затем в цикле создаются и запускаются сами потоки со значениями рядов, которые были высчитаны выше.</w:t>
+      </w:r>
+      <w:r>
+        <w:rPr>
+          <w:rFonts w:eastAsiaTheme="minorEastAsia"/>
+          <w:lang w:eastAsia="ja-JP"/>
+        </w:rPr>
+        <w:t xml:space="preserve"> Затем </w:t>
+      </w:r>
+      <w:r>
+        <w:rPr>
+          <w:rFonts w:eastAsiaTheme="minorEastAsia"/>
+          <w:lang w:eastAsia="ja-JP"/>
+        </w:rPr>
+        <w:t>executor.shutdown();</w:t>
+      </w:r>
+      <w:r>
+        <w:rPr>
+          <w:rFonts w:eastAsiaTheme="minorEastAsia"/>
+          <w:lang w:eastAsia="ja-JP"/>
+        </w:rPr>
+        <w:t xml:space="preserve"> который закрывает пул. И финальный цикл подсчета максимального значения из локальных максимумов.</w:t>
+      </w:r>
+    </w:p>
+    <w:p>
+      <w:pPr>
+        <w:rPr>
+          <w:noProof/>
+        </w:rPr>
+      </w:pPr>
+      <w:r>
+        <w:rPr>
+          <w:rFonts w:eastAsiaTheme="minorEastAsia"/>
+          <w:lang w:eastAsia="ja-JP"/>
+        </w:rPr>
+        <w:t>В т</w:t>
+      </w:r>
+      <w:r>
+        <w:rPr>
+          <w:rFonts w:eastAsiaTheme="minorEastAsia"/>
+          <w:lang w:eastAsia="ja-JP"/>
+        </w:rPr>
+        <w:t>ре</w:t>
+      </w:r>
+      <w:r>
+        <w:rPr>
+          <w:rFonts w:eastAsiaTheme="minorEastAsia"/>
+          <w:lang w:eastAsia="ja-JP"/>
+        </w:rPr>
+        <w:t xml:space="preserve">тьем задании необходимо было </w:t>
+      </w:r>
+      <w:r>
+        <w:rPr>
+          <w:rFonts w:eastAsiaTheme="minorEastAsia"/>
+          <w:lang w:eastAsia="ja-JP"/>
+        </w:rPr>
+        <w:t>написать программу для переноса груза тремя грузчиками одновременно</w:t>
+      </w:r>
+      <w:r>
+        <w:rPr>
+          <w:rFonts w:eastAsiaTheme="minorEastAsia"/>
+          <w:lang w:eastAsia="ja-JP"/>
+        </w:rPr>
+        <w:t>.</w:t>
+      </w:r>
+      <w:r>
+        <w:rPr>
+          <w:rFonts w:eastAsiaTheme="minorEastAsia"/>
+          <w:lang w:eastAsia="ja-JP"/>
+        </w:rPr>
+        <w:t xml:space="preserve"> В моем варианте нужно было использовать </w:t>
+      </w:r>
+      <w:r>
+        <w:rPr>
+          <w:rFonts w:eastAsiaTheme="minorEastAsia"/>
+          <w:lang w:eastAsia="ja-JP"/>
+        </w:rPr>
+        <w:t>ForkJoinPool.</w:t>
+      </w:r>
+      <w:r>
+        <w:t xml:space="preserve"> </w:t>
+      </w:r>
+    </w:p>
+    <w:p>
+      <w:pPr>
+        <w:rPr>
+          <w:rFonts w:eastAsiaTheme="minorEastAsia"/>
+          <w:lang w:eastAsia="ja-JP"/>
+        </w:rPr>
+      </w:pPr>
+      <w:r>
+        <w:rPr>
+          <w:noProof/>
         </w:rPr>
         <w:lastRenderedPageBreak/>
-        <w:t>В т</w:t>
-      </w:r>
-      <w:r>
-        <w:rPr>
-          <w:rFonts w:eastAsiaTheme="minorEastAsia"/>
-          <w:lang w:eastAsia="ja-JP"/>
-        </w:rPr>
-        <w:t>ре</w:t>
-      </w:r>
-      <w:r>
-        <w:rPr>
-          <w:rFonts w:eastAsiaTheme="minorEastAsia"/>
-          <w:lang w:eastAsia="ja-JP"/>
-        </w:rPr>
-        <w:t xml:space="preserve">тьем задании необходимо было </w:t>
-      </w:r>
-      <w:r>
-        <w:rPr>
-          <w:rFonts w:eastAsiaTheme="minorEastAsia"/>
-          <w:lang w:eastAsia="ja-JP"/>
-        </w:rPr>
-        <w:t>программу для учета продаж в магазине</w:t>
-      </w:r>
-      <w:r>
-        <w:rPr>
-          <w:rFonts w:eastAsiaTheme="minorEastAsia"/>
-          <w:lang w:eastAsia="ja-JP"/>
-        </w:rPr>
-        <w:t>.</w:t>
-      </w:r>
-      <w:r>
-        <w:t xml:space="preserve"> </w:t>
-      </w:r>
-      <w:r>
-        <w:rPr>
-          <w:noProof/>
-        </w:rPr>
         <w:drawing>
-          <wp:inline distT="0" distB="0" distL="0" distR="0" wp14:anchorId="421FA4BE" wp14:editId="7D324C4C">
-            <wp:extent cx="5936615" cy="8094980"/>
-            <wp:effectExtent l="0" t="0" r="6985" b="1270"/>
-            <wp:docPr id="5" name="Рисунок 5"/>
+          <wp:inline distT="0" distB="0" distL="0" distR="0" wp14:anchorId="30F09135" wp14:editId="4BC32BE0">
+            <wp:extent cx="5936615" cy="6861175"/>
+            <wp:effectExtent l="0" t="0" r="6985" b="0"/>
+            <wp:docPr id="6" name="Рисунок 6"/>
             <wp:cNvGraphicFramePr>
               <a:graphicFrameLocks xmlns:a="http://schemas.openxmlformats.org/drawingml/2006/main" noChangeAspect="1"/>
             </wp:cNvGraphicFramePr>
@@ -2135,7 +1805,7 @@
                   <pic:spPr bwMode="auto">
                     <a:xfrm>
                       <a:off x="0" y="0"/>
-                      <a:ext cx="5936615" cy="8094980"/>
+                      <a:ext cx="5936615" cy="6861175"/>
                     </a:xfrm>
                     <a:prstGeom prst="rect">
                       <a:avLst/>
@@ -2155,18 +1825,36 @@
     <w:p>
       <w:pPr>
         <w:rPr>
-          <w:rFonts w:eastAsiaTheme="minorEastAsia"/>
-          <w:lang w:eastAsia="ja-JP"/>
-        </w:rPr>
-      </w:pPr>
-      <w:r>
-        <w:rPr>
-          <w:rFonts w:eastAsiaTheme="minorEastAsia"/>
-          <w:lang w:eastAsia="ja-JP"/>
-        </w:rPr>
-        <w:t xml:space="preserve">В моем варианте необходимо было использовать </w:t>
-      </w:r>
-      <w:proofErr w:type="spellStart"/>
+          <w:lang w:eastAsia="ja-JP"/>
+        </w:rPr>
+      </w:pPr>
+    </w:p>
+    <w:p>
+      <w:pPr>
+        <w:jc w:val="both"/>
+        <w:rPr>
+          <w:rFonts w:eastAsiaTheme="minorEastAsia"/>
+          <w:lang w:eastAsia="ja-JP"/>
+        </w:rPr>
+      </w:pPr>
+      <w:r>
+        <w:rPr>
+          <w:lang w:eastAsia="ja-JP"/>
+        </w:rPr>
+        <w:t xml:space="preserve">Для выполнения данного задания также необходимо было воспользоваться </w:t>
+      </w:r>
+      <w:r>
+        <w:rPr>
+          <w:lang w:eastAsia="ja-JP"/>
+        </w:rPr>
+        <w:t>RecursiveAction</w:t>
+      </w:r>
+      <w:r>
+        <w:rPr>
+          <w:lang w:eastAsia="ja-JP"/>
+        </w:rPr>
+        <w:t xml:space="preserve">, который используется для реализации методов без возвращаемого значения. Создаю класс </w:t>
+      </w:r>
       <w:r>
         <w:rPr>
           <w:rFonts w:eastAsiaTheme="minorEastAsia" w:hint="eastAsia"/>
@@ -2179,15 +1867,87 @@
           <w:rFonts w:eastAsiaTheme="minorEastAsia"/>
           <w:lang w:eastAsia="ja-JP"/>
         </w:rPr>
-        <w:t>reeMap</w:t>
-      </w:r>
-      <w:proofErr w:type="spellEnd"/>
-      <w:r>
-        <w:rPr>
-          <w:rFonts w:eastAsiaTheme="minorEastAsia"/>
-          <w:lang w:eastAsia="ja-JP"/>
-        </w:rPr>
-        <w:t xml:space="preserve">. Сначала я инициализирую сам словарь с продажами, где по ключу лежит товар, а по </w:t>
+        <w:t xml:space="preserve">ransferTask, наследующий </w:t>
+      </w:r>
+      <w:r>
+        <w:rPr>
+          <w:lang w:eastAsia="ja-JP"/>
+        </w:rPr>
+        <w:t>RecursiveAction</w:t>
+      </w:r>
+      <w:r>
+        <w:rPr>
+          <w:lang w:eastAsia="ja-JP"/>
+        </w:rPr>
+        <w:t xml:space="preserve">, а также добавляю поля списка товаров и их позиций. После чего переопределяю основной метод </w:t>
+      </w:r>
+      <w:r>
+        <w:rPr>
+          <w:lang w:eastAsia="ja-JP"/>
+        </w:rPr>
+        <w:t>RecursiveAction</w:t>
+      </w:r>
+      <w:r>
+        <w:rPr>
+          <w:lang w:eastAsia="ja-JP"/>
+        </w:rPr>
+        <w:t xml:space="preserve">, а именно </w:t>
+      </w:r>
+      <w:r>
+        <w:rPr>
+          <w:rFonts w:eastAsiaTheme="minorEastAsia" w:hint="eastAsia"/>
+          <w:lang w:eastAsia="ja-JP"/>
+        </w:rPr>
+        <w:t>c</w:t>
+      </w:r>
+      <w:r>
+        <w:rPr>
+          <w:rFonts w:eastAsiaTheme="minorEastAsia"/>
+          <w:lang w:eastAsia="ja-JP"/>
+        </w:rPr>
+        <w:t>ompute</w:t>
+      </w:r>
+      <w:r>
+        <w:rPr>
+          <w:rFonts w:eastAsiaTheme="minorEastAsia"/>
+          <w:lang w:eastAsia="ja-JP"/>
+        </w:rPr>
+        <w:t>().</w:t>
+      </w:r>
+      <w:r>
+        <w:rPr>
+          <w:rFonts w:eastAsiaTheme="minorEastAsia" w:hint="eastAsia"/>
+          <w:lang w:eastAsia="ja-JP"/>
+        </w:rPr>
+        <w:t xml:space="preserve"> </w:t>
+      </w:r>
+      <w:r>
+        <w:rPr>
+          <w:rFonts w:eastAsiaTheme="minorEastAsia"/>
+          <w:lang w:eastAsia="ja-JP"/>
+        </w:rPr>
+        <w:t xml:space="preserve">В нем создаю переменную для общего веса и для индекса текущего товара. Затем в цикле перебираю товары до тех пор, пока их суммарный вес не превышает 150. Затем вычисляется количество перенесенных товаров, а также учитывается случай, когда </w:t>
+      </w:r>
+      <w:r>
+        <w:rPr>
+          <w:rFonts w:eastAsiaTheme="minorEastAsia"/>
+          <w:lang w:eastAsia="ja-JP"/>
+        </w:rPr>
+        <w:t>transferredCount == 0</w:t>
+      </w:r>
+      <w:r>
+        <w:rPr>
+          <w:rFonts w:eastAsiaTheme="minorEastAsia"/>
+          <w:lang w:eastAsia="ja-JP"/>
+        </w:rPr>
+        <w:t>. В этой ситуации принимается, что грузчики потратили все свои силы на перенос одного тяжелого товара.</w:t>
+      </w:r>
+      <w:r>
+        <w:rPr>
+          <w:rFonts w:eastAsiaTheme="minorEastAsia"/>
+          <w:lang w:eastAsia="ja-JP"/>
+        </w:rPr>
+        <w:t xml:space="preserve"> В </w:t>
       </w:r>
       <w:r>
         <w:rPr>
@@ -2195,223 +1955,37 @@
           <w:lang w:eastAsia="ja-JP"/>
         </w:rPr>
         <w:lastRenderedPageBreak/>
-        <w:t xml:space="preserve">значению – количество продаж. Далее я реализую основные методы. Первый это добавление в корзину, для его создания я использую простой метод </w:t>
-      </w:r>
-      <w:proofErr w:type="spellStart"/>
+        <w:t>конце метода проверяется, достигнут ли конец списка товаров, если нет – рекурсивно создается новый поток, в котором происходит тот же алгоритм.</w:t>
+      </w:r>
+    </w:p>
+    <w:p>
+      <w:pPr>
+        <w:jc w:val="both"/>
+        <w:rPr>
+          <w:rFonts w:eastAsiaTheme="minorEastAsia"/>
+          <w:lang w:eastAsia="ja-JP"/>
+        </w:rPr>
+      </w:pPr>
+      <w:r>
+        <w:rPr>
+          <w:rFonts w:eastAsiaTheme="minorEastAsia"/>
+          <w:lang w:eastAsia="ja-JP"/>
+        </w:rPr>
+        <w:t xml:space="preserve">Ну и в методе мэин создаются все необходимые классы, а затем и сами потоки. Метод </w:t>
+      </w:r>
       <w:r>
         <w:rPr>
           <w:rFonts w:eastAsiaTheme="minorEastAsia" w:hint="eastAsia"/>
           <w:lang w:eastAsia="ja-JP"/>
         </w:rPr>
-        <w:t>p</w:t>
-      </w:r>
-      <w:r>
-        <w:rPr>
-          <w:rFonts w:eastAsiaTheme="minorEastAsia"/>
-          <w:lang w:eastAsia="ja-JP"/>
-        </w:rPr>
-        <w:t>ut</w:t>
-      </w:r>
-      <w:proofErr w:type="spellEnd"/>
-      <w:r>
-        <w:rPr>
-          <w:rFonts w:eastAsiaTheme="minorEastAsia"/>
-          <w:lang w:eastAsia="ja-JP"/>
-        </w:rPr>
-        <w:t xml:space="preserve">, в котором использую уже знакомую из первого задания конструкцию </w:t>
-      </w:r>
-      <w:proofErr w:type="spellStart"/>
-      <w:r>
-        <w:rPr>
-          <w:rFonts w:eastAsiaTheme="minorEastAsia"/>
-          <w:lang w:eastAsia="ja-JP"/>
-        </w:rPr>
-        <w:t>getOrDefault</w:t>
-      </w:r>
-      <w:proofErr w:type="spellEnd"/>
-      <w:r>
-        <w:rPr>
-          <w:rFonts w:eastAsiaTheme="minorEastAsia"/>
-          <w:lang w:eastAsia="ja-JP"/>
-        </w:rPr>
-        <w:t xml:space="preserve"> + 1. </w:t>
-      </w:r>
-    </w:p>
-    <w:p>
-      <w:pPr>
-        <w:rPr>
-          <w:rFonts w:eastAsiaTheme="minorEastAsia"/>
-          <w:lang w:eastAsia="ja-JP"/>
-        </w:rPr>
-      </w:pPr>
-      <w:r>
-        <w:rPr>
-          <w:rFonts w:eastAsiaTheme="minorEastAsia"/>
-          <w:lang w:eastAsia="ja-JP"/>
-        </w:rPr>
-        <w:t xml:space="preserve">Потом идет метод для вывода всех проданных продуктов и их </w:t>
-      </w:r>
-      <w:proofErr w:type="gramStart"/>
-      <w:r>
-        <w:rPr>
-          <w:rFonts w:eastAsiaTheme="minorEastAsia"/>
-          <w:lang w:eastAsia="ja-JP"/>
-        </w:rPr>
-        <w:t>количество(</w:t>
-      </w:r>
-      <w:proofErr w:type="gramEnd"/>
-      <w:r>
-        <w:rPr>
-          <w:rFonts w:eastAsiaTheme="minorEastAsia"/>
-          <w:lang w:eastAsia="ja-JP"/>
-        </w:rPr>
-        <w:t>количество продаж). Для этого я использую тоже знакомое мне множество пар ключ-значение, в котором я циклом прохожусь по каждой паре и вывожу ее в консоль.</w:t>
-      </w:r>
-    </w:p>
-    <w:p>
-      <w:pPr>
-        <w:rPr>
-          <w:rFonts w:eastAsiaTheme="minorEastAsia"/>
-          <w:lang w:eastAsia="ja-JP"/>
-        </w:rPr>
-      </w:pPr>
-      <w:r>
-        <w:rPr>
-          <w:rFonts w:eastAsiaTheme="minorEastAsia"/>
-          <w:lang w:eastAsia="ja-JP"/>
-        </w:rPr>
-        <w:t xml:space="preserve">Для вывода общего количества продаж достаточно было пробежаться по значения для каждого ключа и прибавить его к созданной в методе переменной </w:t>
-      </w:r>
-      <w:proofErr w:type="spellStart"/>
-      <w:r>
-        <w:rPr>
-          <w:rFonts w:eastAsiaTheme="minorEastAsia" w:hint="eastAsia"/>
-          <w:lang w:eastAsia="ja-JP"/>
-        </w:rPr>
-        <w:t>t</w:t>
-      </w:r>
-      <w:r>
-        <w:rPr>
-          <w:rFonts w:eastAsiaTheme="minorEastAsia"/>
-          <w:lang w:eastAsia="ja-JP"/>
-        </w:rPr>
-        <w:t>otal</w:t>
-      </w:r>
-      <w:proofErr w:type="spellEnd"/>
-      <w:r>
-        <w:rPr>
-          <w:rFonts w:eastAsiaTheme="minorEastAsia"/>
-          <w:lang w:eastAsia="ja-JP"/>
-        </w:rPr>
-        <w:t>, изначально равной 0.</w:t>
-      </w:r>
-    </w:p>
-    <w:p>
-      <w:pPr>
-        <w:rPr>
-          <w:rFonts w:eastAsiaTheme="minorEastAsia"/>
-          <w:lang w:eastAsia="ja-JP"/>
-        </w:rPr>
-      </w:pPr>
-      <w:r>
-        <w:rPr>
-          <w:rFonts w:eastAsiaTheme="minorEastAsia"/>
-          <w:lang w:eastAsia="ja-JP"/>
-        </w:rPr>
-        <w:t xml:space="preserve">И наконец для последнего метода я все так же перебираю пары ключ-значение, только сравниваю их с </w:t>
-      </w:r>
-      <w:proofErr w:type="spellStart"/>
-      <w:r>
-        <w:rPr>
-          <w:rFonts w:eastAsiaTheme="minorEastAsia" w:hint="eastAsia"/>
-          <w:lang w:eastAsia="ja-JP"/>
-        </w:rPr>
-        <w:t>m</w:t>
-      </w:r>
-      <w:r>
-        <w:rPr>
-          <w:rFonts w:eastAsiaTheme="minorEastAsia"/>
-          <w:lang w:eastAsia="ja-JP"/>
-        </w:rPr>
-        <w:t>axCount</w:t>
-      </w:r>
-      <w:proofErr w:type="spellEnd"/>
-      <w:r>
-        <w:rPr>
-          <w:rFonts w:eastAsiaTheme="minorEastAsia"/>
-          <w:lang w:eastAsia="ja-JP"/>
-        </w:rPr>
-        <w:t>, изначально равный 0.</w:t>
-      </w:r>
-    </w:p>
-    <w:p>
-      <w:pPr>
-        <w:rPr>
-          <w:rFonts w:eastAsiaTheme="minorEastAsia"/>
-          <w:lang w:eastAsia="ja-JP"/>
-        </w:rPr>
-      </w:pPr>
-      <w:r>
-        <w:rPr>
-          <w:rFonts w:eastAsiaTheme="minorEastAsia"/>
-          <w:lang w:eastAsia="ja-JP"/>
-        </w:rPr>
-        <w:t xml:space="preserve">В методе </w:t>
-      </w:r>
-      <w:proofErr w:type="spellStart"/>
-      <w:r>
-        <w:rPr>
-          <w:rFonts w:eastAsiaTheme="minorEastAsia" w:hint="eastAsia"/>
-          <w:lang w:eastAsia="ja-JP"/>
-        </w:rPr>
-        <w:t>m</w:t>
-      </w:r>
-      <w:r>
-        <w:rPr>
-          <w:rFonts w:eastAsiaTheme="minorEastAsia"/>
-          <w:lang w:eastAsia="ja-JP"/>
-        </w:rPr>
-        <w:t>ain</w:t>
-      </w:r>
-      <w:proofErr w:type="spellEnd"/>
-      <w:r>
-        <w:rPr>
-          <w:rFonts w:eastAsiaTheme="minorEastAsia"/>
-          <w:lang w:eastAsia="ja-JP"/>
-        </w:rPr>
-        <w:t xml:space="preserve"> я через цикл реализую ввод проданных продуктов, который </w:t>
-      </w:r>
-      <w:proofErr w:type="gramStart"/>
-      <w:r>
-        <w:rPr>
-          <w:rFonts w:eastAsiaTheme="minorEastAsia"/>
-          <w:lang w:eastAsia="ja-JP"/>
-        </w:rPr>
-        <w:t>завершится  при</w:t>
-      </w:r>
-      <w:proofErr w:type="gramEnd"/>
-      <w:r>
-        <w:rPr>
-          <w:rFonts w:eastAsiaTheme="minorEastAsia"/>
-          <w:lang w:eastAsia="ja-JP"/>
-        </w:rPr>
-        <w:t xml:space="preserve"> вводе пустой строки. А в </w:t>
-      </w:r>
-      <w:proofErr w:type="gramStart"/>
-      <w:r>
-        <w:rPr>
-          <w:rFonts w:eastAsiaTheme="minorEastAsia"/>
-          <w:lang w:eastAsia="ja-JP"/>
-        </w:rPr>
-        <w:t>конце  демонстрация</w:t>
-      </w:r>
-      <w:proofErr w:type="gramEnd"/>
-      <w:r>
-        <w:rPr>
-          <w:rFonts w:eastAsiaTheme="minorEastAsia"/>
-          <w:lang w:eastAsia="ja-JP"/>
-        </w:rPr>
-        <w:t xml:space="preserve"> всех методов созданного класса.</w:t>
+        <w:t>i</w:t>
+      </w:r>
+      <w:r>
+        <w:rPr>
+          <w:rFonts w:eastAsiaTheme="minorEastAsia"/>
+          <w:lang w:eastAsia="ja-JP"/>
+        </w:rPr>
+        <w:t>nvoke() запускает потоки и блокирует выполнение дальнейшего кода до момента, пока все задачи и подзадачи, вызванные рекурсивно, не завершатся</w:t>
       </w:r>
     </w:p>
     <w:p>
@@ -2421,7 +1995,7 @@
           <w:lang w:eastAsia="ja-JP"/>
         </w:rPr>
       </w:pPr>
-      <w:bookmarkStart w:id="63" w:name="_Toc215431214"/>
+      <w:bookmarkStart w:id="63" w:name="_Toc216540912"/>
       <w:r>
         <w:rPr>
           <w:lang w:eastAsia="ja-JP"/>
@@ -2443,17 +2017,45 @@
           <w:rFonts w:eastAsiaTheme="minorEastAsia"/>
           <w:lang w:eastAsia="ja-JP"/>
         </w:rPr>
-        <w:t>В ходе лабораторной работы мной были</w:t>
-      </w:r>
-      <w:r>
-        <w:rPr>
-          <w:rFonts w:eastAsiaTheme="minorEastAsia"/>
-          <w:lang w:eastAsia="ja-JP"/>
-        </w:rPr>
-        <w:t xml:space="preserve"> освоены </w:t>
-      </w:r>
-      <w:r>
-        <w:t>коллекции</w:t>
+        <w:t>В ходе лабораторной работы мной был</w:t>
+      </w:r>
+      <w:r>
+        <w:rPr>
+          <w:rFonts w:eastAsiaTheme="minorEastAsia"/>
+          <w:lang w:eastAsia="ja-JP"/>
+        </w:rPr>
+        <w:t>а</w:t>
+      </w:r>
+      <w:r>
+        <w:rPr>
+          <w:rFonts w:eastAsiaTheme="minorEastAsia"/>
+          <w:lang w:eastAsia="ja-JP"/>
+        </w:rPr>
+        <w:t xml:space="preserve"> освоен</w:t>
+      </w:r>
+      <w:r>
+        <w:rPr>
+          <w:rFonts w:eastAsiaTheme="minorEastAsia"/>
+          <w:lang w:eastAsia="ja-JP"/>
+        </w:rPr>
+        <w:t>а</w:t>
+      </w:r>
+      <w:r>
+        <w:rPr>
+          <w:rFonts w:eastAsiaTheme="minorEastAsia"/>
+          <w:lang w:eastAsia="ja-JP"/>
+        </w:rPr>
+        <w:t xml:space="preserve"> </w:t>
+      </w:r>
+      <w:r>
+        <w:rPr>
+          <w:rFonts w:eastAsiaTheme="minorEastAsia"/>
+          <w:lang w:eastAsia="ja-JP"/>
+        </w:rPr>
+        <w:t>много</w:t>
+      </w:r>
+      <w:r>
+        <w:t>поточность</w:t>
       </w:r>
       <w:r>
         <w:rPr>
